--- a/Job Hunt 2026/2026-10-08 - Envy Pools - Marketing Manager/Job Description & Company Research - Envy Pools.docx
+++ b/Job Hunt 2026/2026-10-08 - Envy Pools - Marketing Manager/Job Description & Company Research - Envy Pools.docx
@@ -44,7 +44,7 @@
         </w:rPr>
         <w:t xml:space="preserve">APPLY:  </w:t>
       </w:r>
-      <w:hyperlink w:history="1" r:id="rIdvgbuwvmum01lk5jwk-3yj">
+      <w:hyperlink w:history="1" r:id="rIdtvzoc4qjcs4fevopp-n9z">
         <w:r>
           <w:rPr>
             <w:rFonts w:ascii="Calibri" w:cs="Calibri" w:eastAsia="Calibri" w:hAnsi="Calibri"/>
@@ -2009,7 +2009,7 @@
           <w:sz w:val="21"/>
           <w:szCs w:val="21"/>
         </w:rPr>
-        <w:t xml:space="preserve">Envy Pools is a luxury pool and outdoor living design-build company in Gilbert, AZ, founded in 2018. It builds resort-style pools, water features and full backyards for homeowners, custom homebuilders and developers across the Phoenix metro, and the posting says it won two Pinnacle Awards in 2026. No outside research was done for this sheet. The web-search limit for this run was used up before this employer came up, the Indeed connector failed to connect today, and envypools.com, Glassdoor, Indeed and Reddit are all blocked from this environment. So nothing here comes from employee reviews. What we know about the company comes from the job posting Joshua saved, which is the company describing itself.</w:t>
+        <w:t xml:space="preserve">Envy Pools (Envy Pools LLC) is a design-build company for luxury pools and outdoor living, based at 19356 S Higley Rd, Gilbert, AZ 85297. Its website says it is family-owned and veteran-operated and has been in business since 2018. It lists Arizona contractor license ROC #332157 KA-5 and serves the East Valley and Phoenix metro, including Mesa. The company offers 3D design, permitting, construction, remodels, outdoor kitchens and fire features. BuildZoom names two LLC members, Christopher J Dohanyos and Elliott Michael Kucherer, so this is a small, owner-run business. I found no employee reviews on any site: not on Glassdoor, Indeed, Comparably, CareerBliss, Kununu, Zippia or LinkedIn. That leaves customer reviews, directory listings and the job posting as the main evidence, and those say little about what it is like to work there. A search summary of Indeed results for Gilbert described an Envy Pools "Brand &amp; Digital Marketing Manager" posting: $35,000-$85,000 a year, full-time, in person in Gilbert, evenings as needed, health insurance and PTO, a driver's license required, and 10+ years of acquisition marketing experience (PPC, paid search, paid social). I could not open the posting to confirm these details or whether it is still open. I also could not confirm the two 2026 Pinnacle Awards in my searches. The Luxury Pools + Outdoor Living Pinnacle pages I found (2019-2025) did not name Envy Pools in their results, and I found no 2026 winners page.</w:t>
       </w:r>
     </w:p>
     <w:p>
@@ -2039,8 +2039,29 @@
           <w:sz w:val="21"/>
           <w:szCs w:val="21"/>
         </w:rPr>
-        <w:t xml:space="preserve">Not checked. The web-search limit for this run was used up and Glassdoor is blocked from this environment, so we don't know whether Envy Pools has any reviews. Check glassdoor.com yourself before the paid assessment.</w:t>
-      </w:r>
+        <w:t xml:space="preserve">I found no Glassdoor page for Envy Pools. Searches returned other companies: 'ENVY' (media and communication industry, 2.6/5 from about 64 reviews), Massage Envy, Envy Auto Group, and 'Envy Sports Club &amp; Pools' (a New Jersey gym). None of these is the Gilbert pool builder, and their ratings should not be applied to it.</w:t>
+      </w:r>
+      <w:r>
+        <w:rPr>
+          <w:rFonts w:ascii="Calibri" w:cs="Calibri" w:eastAsia="Calibri" w:hAnsi="Calibri"/>
+          <w:color w:val="1A1A1A"/>
+          <w:sz w:val="21"/>
+          <w:szCs w:val="21"/>
+        </w:rPr>
+        <w:t xml:space="preserve"> </w:t>
+      </w:r>
+      <w:hyperlink w:history="1" r:id="rIdjlrhyn53kielfqnmbervo">
+        <w:r>
+          <w:rPr>
+            <w:rFonts w:ascii="Calibri" w:cs="Calibri" w:eastAsia="Calibri" w:hAnsi="Calibri"/>
+            <w:color w:val="1A4D8F"/>
+            <w:sz w:val="21"/>
+            <w:szCs w:val="21"/>
+            <w:u w:val="single"/>
+          </w:rPr>
+          <w:t xml:space="preserve">Source</w:t>
+        </w:r>
+      </w:hyperlink>
     </w:p>
     <w:p>
       <w:pPr>
@@ -2069,8 +2090,29 @@
           <w:sz w:val="21"/>
           <w:szCs w:val="21"/>
         </w:rPr>
-        <w:t xml:space="preserve">Not checked. The Indeed connector failed to connect today and indeed.com is blocked from this environment. The job is posted on Indeed, so look at the company page there for reviews while you apply.</w:t>
-      </w:r>
+        <w:t xml:space="preserve">I found no Indeed company page or employee reviews for Envy Pools. The Indeed 'Envy' company pages belong to a different retail business (3.3 from 23 reviews). Indeed job-search pages for Gilbert did produce a summary of an Envy Pools 'Brand &amp; Digital Marketing Manager' posting ($35K-$85K, in person, evenings as needed, 10+ years of experience asked). I could not open the posting itself. The Indeed MCP tool failed to connect, so I could not pull company metadata.</w:t>
+      </w:r>
+      <w:r>
+        <w:rPr>
+          <w:rFonts w:ascii="Calibri" w:cs="Calibri" w:eastAsia="Calibri" w:hAnsi="Calibri"/>
+          <w:color w:val="1A1A1A"/>
+          <w:sz w:val="21"/>
+          <w:szCs w:val="21"/>
+        </w:rPr>
+        <w:t xml:space="preserve"> </w:t>
+      </w:r>
+      <w:hyperlink w:history="1" r:id="rIdnnawccrbv2eyffhcypp0s">
+        <w:r>
+          <w:rPr>
+            <w:rFonts w:ascii="Calibri" w:cs="Calibri" w:eastAsia="Calibri" w:hAnsi="Calibri"/>
+            <w:color w:val="1A4D8F"/>
+            <w:sz w:val="21"/>
+            <w:szCs w:val="21"/>
+            <w:u w:val="single"/>
+          </w:rPr>
+          <w:t xml:space="preserve">Source</w:t>
+        </w:r>
+      </w:hyperlink>
     </w:p>
     <w:p>
       <w:pPr>
@@ -2090,17 +2132,29 @@
     </w:p>
     <w:p>
       <w:pPr>
-        <w:spacing w:after="100" w:line="264"/>
-      </w:pPr>
-      <w:r>
-        <w:rPr>
-          <w:rFonts w:ascii="Calibri" w:cs="Calibri" w:eastAsia="Calibri" w:hAnsi="Calibri"/>
-          <w:color w:val="1A1A1A"/>
-          <w:sz w:val="21"/>
-          <w:szCs w:val="21"/>
-        </w:rPr>
-        <w:t xml:space="preserve">Not checked, because the web-search limit for this run was used up. No threads were found or read.</w:t>
-      </w:r>
+        <w:spacing w:after="100"/>
+      </w:pPr>
+      <w:r>
+        <w:rPr>
+          <w:rFonts w:ascii="Calibri" w:cs="Calibri" w:eastAsia="Calibri" w:hAnsi="Calibri"/>
+          <w:color w:val="1A1A1A"/>
+          <w:sz w:val="21"/>
+          <w:szCs w:val="21"/>
+        </w:rPr>
+        <w:t xml:space="preserve">Reddit could not be searched for this sheet: Reddit blocks the automated search Claude uses. Open the link to read what people say there. </w:t>
+      </w:r>
+      <w:hyperlink w:history="1" r:id="rId1qmmbesc84oady4audwga">
+        <w:r>
+          <w:rPr>
+            <w:rFonts w:ascii="Calibri" w:cs="Calibri" w:eastAsia="Calibri" w:hAnsi="Calibri"/>
+            <w:color w:val="1A4D8F"/>
+            <w:sz w:val="21"/>
+            <w:szCs w:val="21"/>
+            <w:u w:val="single"/>
+          </w:rPr>
+          <w:t xml:space="preserve">Search Reddit for Envy Pools</w:t>
+        </w:r>
+      </w:hyperlink>
     </w:p>
     <w:p>
       <w:pPr>
@@ -2153,8 +2207,383 @@
           <w:sz w:val="21"/>
           <w:szCs w:val="21"/>
         </w:rPr>
-        <w:t xml:space="preserve">Nothing reliable found.</w:t>
-      </w:r>
+        <w:t xml:space="preserve">The business checks out: it lists an Arizona contractor license (ROC #332157 KA-5), and BuildZoom shows a permit history and a high contractor score. It has operated since 2018, so it is not a brand-new startup.</w:t>
+      </w:r>
+      <w:r>
+        <w:rPr>
+          <w:rFonts w:ascii="Calibri" w:cs="Calibri" w:eastAsia="Calibri" w:hAnsi="Calibri"/>
+          <w:color w:val="1A1A1A"/>
+          <w:sz w:val="21"/>
+          <w:szCs w:val="21"/>
+        </w:rPr>
+        <w:t xml:space="preserve"> </w:t>
+      </w:r>
+      <w:hyperlink w:history="1" r:id="rIdtsfjwmap2_-shhqtv5qwg">
+        <w:r>
+          <w:rPr>
+            <w:rFonts w:ascii="Calibri" w:cs="Calibri" w:eastAsia="Calibri" w:hAnsi="Calibri"/>
+            <w:color w:val="1A4D8F"/>
+            <w:sz w:val="17"/>
+            <w:szCs w:val="17"/>
+          </w:rPr>
+          <w:t xml:space="preserve">[1]</w:t>
+        </w:r>
+      </w:hyperlink>
+      <w:r>
+        <w:rPr>
+          <w:rFonts w:ascii="Calibri" w:cs="Calibri" w:eastAsia="Calibri" w:hAnsi="Calibri"/>
+          <w:color w:val="1A1A1A"/>
+          <w:sz w:val="21"/>
+          <w:szCs w:val="21"/>
+        </w:rPr>
+        <w:t xml:space="preserve"> </w:t>
+      </w:r>
+      <w:hyperlink w:history="1" r:id="rIdx3udiiq8k7fvye3rd9e-r">
+        <w:r>
+          <w:rPr>
+            <w:rFonts w:ascii="Calibri" w:cs="Calibri" w:eastAsia="Calibri" w:hAnsi="Calibri"/>
+            <w:color w:val="1A4D8F"/>
+            <w:sz w:val="17"/>
+            <w:szCs w:val="17"/>
+          </w:rPr>
+          <w:t xml:space="preserve">[2]</w:t>
+        </w:r>
+      </w:hyperlink>
+    </w:p>
+    <w:p>
+      <w:pPr>
+        <w:pStyle w:val="ListParagraph"/>
+        <w:numPr>
+          <w:ilvl w:val="0"/>
+          <w:numId w:val="2"/>
+        </w:numPr>
+        <w:spacing w:after="50" w:line="259"/>
+      </w:pPr>
+      <w:r>
+        <w:rPr>
+          <w:rFonts w:ascii="Calibri" w:cs="Calibri" w:eastAsia="Calibri" w:hAnsi="Calibri"/>
+          <w:color w:val="1A1A1A"/>
+          <w:sz w:val="21"/>
+          <w:szCs w:val="21"/>
+        </w:rPr>
+        <w:t xml:space="preserve">Customer reviews (not employee reviews) are mostly positive. Chamber of Commerce shows 4.7 from 12 reviews, and the Google reviews on the company site praise design help, clean job sites and communication during the build. The sample is small.</w:t>
+      </w:r>
+      <w:r>
+        <w:rPr>
+          <w:rFonts w:ascii="Calibri" w:cs="Calibri" w:eastAsia="Calibri" w:hAnsi="Calibri"/>
+          <w:color w:val="1A1A1A"/>
+          <w:sz w:val="21"/>
+          <w:szCs w:val="21"/>
+        </w:rPr>
+        <w:t xml:space="preserve"> </w:t>
+      </w:r>
+      <w:hyperlink w:history="1" r:id="rId68bkwzvu6wbv-x6tl3aqx">
+        <w:r>
+          <w:rPr>
+            <w:rFonts w:ascii="Calibri" w:cs="Calibri" w:eastAsia="Calibri" w:hAnsi="Calibri"/>
+            <w:color w:val="1A4D8F"/>
+            <w:sz w:val="17"/>
+            <w:szCs w:val="17"/>
+          </w:rPr>
+          <w:t xml:space="preserve">[1]</w:t>
+        </w:r>
+      </w:hyperlink>
+      <w:r>
+        <w:rPr>
+          <w:rFonts w:ascii="Calibri" w:cs="Calibri" w:eastAsia="Calibri" w:hAnsi="Calibri"/>
+          <w:color w:val="1A1A1A"/>
+          <w:sz w:val="21"/>
+          <w:szCs w:val="21"/>
+        </w:rPr>
+        <w:t xml:space="preserve"> </w:t>
+      </w:r>
+      <w:hyperlink w:history="1" r:id="rIdprg06mgklr3f0szmqtevf">
+        <w:r>
+          <w:rPr>
+            <w:rFonts w:ascii="Calibri" w:cs="Calibri" w:eastAsia="Calibri" w:hAnsi="Calibri"/>
+            <w:color w:val="1A4D8F"/>
+            <w:sz w:val="17"/>
+            <w:szCs w:val="17"/>
+          </w:rPr>
+          <w:t xml:space="preserve">[2]</w:t>
+        </w:r>
+      </w:hyperlink>
+    </w:p>
+    <w:p>
+      <w:pPr>
+        <w:pStyle w:val="ListParagraph"/>
+        <w:numPr>
+          <w:ilvl w:val="0"/>
+          <w:numId w:val="2"/>
+        </w:numPr>
+        <w:spacing w:after="50" w:line="259"/>
+      </w:pPr>
+      <w:r>
+        <w:rPr>
+          <w:rFonts w:ascii="Calibri" w:cs="Calibri" w:eastAsia="Calibri" w:hAnsi="Calibri"/>
+          <w:color w:val="1A1A1A"/>
+          <w:sz w:val="21"/>
+          <w:szCs w:val="21"/>
+        </w:rPr>
+        <w:t xml:space="preserve">The product gives a marketer strong visual material: lazy rivers, grottos, rock waterfalls, infinity edges, high-budget backyards, and 3D design renderings before construction.</w:t>
+      </w:r>
+      <w:r>
+        <w:rPr>
+          <w:rFonts w:ascii="Calibri" w:cs="Calibri" w:eastAsia="Calibri" w:hAnsi="Calibri"/>
+          <w:color w:val="1A1A1A"/>
+          <w:sz w:val="21"/>
+          <w:szCs w:val="21"/>
+        </w:rPr>
+        <w:t xml:space="preserve"> </w:t>
+      </w:r>
+      <w:hyperlink w:history="1" r:id="rIde7zwmmkls51oftm5aqod_">
+        <w:r>
+          <w:rPr>
+            <w:rFonts w:ascii="Calibri" w:cs="Calibri" w:eastAsia="Calibri" w:hAnsi="Calibri"/>
+            <w:color w:val="1A4D8F"/>
+            <w:sz w:val="17"/>
+            <w:szCs w:val="17"/>
+          </w:rPr>
+          <w:t xml:space="preserve">[1]</w:t>
+        </w:r>
+      </w:hyperlink>
+      <w:r>
+        <w:rPr>
+          <w:rFonts w:ascii="Calibri" w:cs="Calibri" w:eastAsia="Calibri" w:hAnsi="Calibri"/>
+          <w:color w:val="1A1A1A"/>
+          <w:sz w:val="21"/>
+          <w:szCs w:val="21"/>
+        </w:rPr>
+        <w:t xml:space="preserve"> </w:t>
+      </w:r>
+      <w:hyperlink w:history="1" r:id="rIdl1qldgoeiyanu-leoxfwg">
+        <w:r>
+          <w:rPr>
+            <w:rFonts w:ascii="Calibri" w:cs="Calibri" w:eastAsia="Calibri" w:hAnsi="Calibri"/>
+            <w:color w:val="1A4D8F"/>
+            <w:sz w:val="17"/>
+            <w:szCs w:val="17"/>
+          </w:rPr>
+          <w:t xml:space="preserve">[2]</w:t>
+        </w:r>
+      </w:hyperlink>
+      <w:r>
+        <w:rPr>
+          <w:rFonts w:ascii="Calibri" w:cs="Calibri" w:eastAsia="Calibri" w:hAnsi="Calibri"/>
+          <w:color w:val="1A1A1A"/>
+          <w:sz w:val="21"/>
+          <w:szCs w:val="21"/>
+        </w:rPr>
+        <w:t xml:space="preserve"> </w:t>
+      </w:r>
+      <w:hyperlink w:history="1" r:id="rIddfbgtdog1vmrr-m7vb1sn">
+        <w:r>
+          <w:rPr>
+            <w:rFonts w:ascii="Calibri" w:cs="Calibri" w:eastAsia="Calibri" w:hAnsi="Calibri"/>
+            <w:color w:val="1A4D8F"/>
+            <w:sz w:val="17"/>
+            <w:szCs w:val="17"/>
+          </w:rPr>
+          <w:t xml:space="preserve">[3]</w:t>
+        </w:r>
+      </w:hyperlink>
+    </w:p>
+    <w:p>
+      <w:pPr>
+        <w:pStyle w:val="ListParagraph"/>
+        <w:numPr>
+          <w:ilvl w:val="0"/>
+          <w:numId w:val="2"/>
+        </w:numPr>
+        <w:spacing w:after="50" w:line="259"/>
+      </w:pPr>
+      <w:r>
+        <w:rPr>
+          <w:rFonts w:ascii="Calibri" w:cs="Calibri" w:eastAsia="Calibri" w:hAnsi="Calibri"/>
+          <w:color w:val="1A1A1A"/>
+          <w:sz w:val="21"/>
+          <w:szCs w:val="21"/>
+        </w:rPr>
+        <w:t xml:space="preserve">Per the posting summary, the role owns the content calendar and the social and acquisition strategy (PPC, paid search, paid social, Instagram, Facebook). That is broad ownership, not a narrow task role.</w:t>
+      </w:r>
+      <w:r>
+        <w:rPr>
+          <w:rFonts w:ascii="Calibri" w:cs="Calibri" w:eastAsia="Calibri" w:hAnsi="Calibri"/>
+          <w:color w:val="1A1A1A"/>
+          <w:sz w:val="21"/>
+          <w:szCs w:val="21"/>
+        </w:rPr>
+        <w:t xml:space="preserve"> </w:t>
+      </w:r>
+      <w:hyperlink w:history="1" r:id="rIdbtyarzexwfbn4uxy70n2d">
+        <w:r>
+          <w:rPr>
+            <w:rFonts w:ascii="Calibri" w:cs="Calibri" w:eastAsia="Calibri" w:hAnsi="Calibri"/>
+            <w:color w:val="1A4D8F"/>
+            <w:sz w:val="17"/>
+            <w:szCs w:val="17"/>
+          </w:rPr>
+          <w:t xml:space="preserve">[1]</w:t>
+        </w:r>
+      </w:hyperlink>
+      <w:r>
+        <w:rPr>
+          <w:rFonts w:ascii="Calibri" w:cs="Calibri" w:eastAsia="Calibri" w:hAnsi="Calibri"/>
+          <w:color w:val="1A1A1A"/>
+          <w:sz w:val="21"/>
+          <w:szCs w:val="21"/>
+        </w:rPr>
+        <w:t xml:space="preserve"> </w:t>
+      </w:r>
+      <w:hyperlink w:history="1" r:id="rIddewm7wkxxsqwyrjg-ryxl">
+        <w:r>
+          <w:rPr>
+            <w:rFonts w:ascii="Calibri" w:cs="Calibri" w:eastAsia="Calibri" w:hAnsi="Calibri"/>
+            <w:color w:val="1A4D8F"/>
+            <w:sz w:val="17"/>
+            <w:szCs w:val="17"/>
+          </w:rPr>
+          <w:t xml:space="preserve">[2]</w:t>
+        </w:r>
+      </w:hyperlink>
+    </w:p>
+    <w:p>
+      <w:pPr>
+        <w:pStyle w:val="ListParagraph"/>
+        <w:numPr>
+          <w:ilvl w:val="0"/>
+          <w:numId w:val="2"/>
+        </w:numPr>
+        <w:spacing w:after="50" w:line="259"/>
+      </w:pPr>
+      <w:r>
+        <w:rPr>
+          <w:rFonts w:ascii="Calibri" w:cs="Calibri" w:eastAsia="Calibri" w:hAnsi="Calibri"/>
+          <w:color w:val="1A1A1A"/>
+          <w:sz w:val="21"/>
+          <w:szCs w:val="21"/>
+        </w:rPr>
+        <w:t xml:space="preserve">The company already does SEO-style content (city landing pages, a blog post on luxury pool features in Arizona), so there is a base to build on, not a blank slate.</w:t>
+      </w:r>
+      <w:r>
+        <w:rPr>
+          <w:rFonts w:ascii="Calibri" w:cs="Calibri" w:eastAsia="Calibri" w:hAnsi="Calibri"/>
+          <w:color w:val="1A1A1A"/>
+          <w:sz w:val="21"/>
+          <w:szCs w:val="21"/>
+        </w:rPr>
+        <w:t xml:space="preserve"> </w:t>
+      </w:r>
+      <w:hyperlink w:history="1" r:id="rIdxi4ywzaepqlktvln6a2n2">
+        <w:r>
+          <w:rPr>
+            <w:rFonts w:ascii="Calibri" w:cs="Calibri" w:eastAsia="Calibri" w:hAnsi="Calibri"/>
+            <w:color w:val="1A4D8F"/>
+            <w:sz w:val="17"/>
+            <w:szCs w:val="17"/>
+          </w:rPr>
+          <w:t xml:space="preserve">[1]</w:t>
+        </w:r>
+      </w:hyperlink>
+      <w:r>
+        <w:rPr>
+          <w:rFonts w:ascii="Calibri" w:cs="Calibri" w:eastAsia="Calibri" w:hAnsi="Calibri"/>
+          <w:color w:val="1A1A1A"/>
+          <w:sz w:val="21"/>
+          <w:szCs w:val="21"/>
+        </w:rPr>
+        <w:t xml:space="preserve"> </w:t>
+      </w:r>
+      <w:hyperlink w:history="1" r:id="rIdn2chayqibrt5_zg4obm2i">
+        <w:r>
+          <w:rPr>
+            <w:rFonts w:ascii="Calibri" w:cs="Calibri" w:eastAsia="Calibri" w:hAnsi="Calibri"/>
+            <w:color w:val="1A4D8F"/>
+            <w:sz w:val="17"/>
+            <w:szCs w:val="17"/>
+          </w:rPr>
+          <w:t xml:space="preserve">[2]</w:t>
+        </w:r>
+      </w:hyperlink>
+      <w:r>
+        <w:rPr>
+          <w:rFonts w:ascii="Calibri" w:cs="Calibri" w:eastAsia="Calibri" w:hAnsi="Calibri"/>
+          <w:color w:val="1A1A1A"/>
+          <w:sz w:val="21"/>
+          <w:szCs w:val="21"/>
+        </w:rPr>
+        <w:t xml:space="preserve"> </w:t>
+      </w:r>
+      <w:hyperlink w:history="1" r:id="rIdchriti-qoimvvsgwdwp_d">
+        <w:r>
+          <w:rPr>
+            <w:rFonts w:ascii="Calibri" w:cs="Calibri" w:eastAsia="Calibri" w:hAnsi="Calibri"/>
+            <w:color w:val="1A4D8F"/>
+            <w:sz w:val="17"/>
+            <w:szCs w:val="17"/>
+          </w:rPr>
+          <w:t xml:space="preserve">[3]</w:t>
+        </w:r>
+      </w:hyperlink>
+    </w:p>
+    <w:p>
+      <w:pPr>
+        <w:pStyle w:val="ListParagraph"/>
+        <w:numPr>
+          <w:ilvl w:val="0"/>
+          <w:numId w:val="2"/>
+        </w:numPr>
+        <w:spacing w:after="50" w:line="259"/>
+      </w:pPr>
+      <w:r>
+        <w:rPr>
+          <w:rFonts w:ascii="Calibri" w:cs="Calibri" w:eastAsia="Calibri" w:hAnsi="Calibri"/>
+          <w:color w:val="1A1A1A"/>
+          <w:sz w:val="21"/>
+          <w:szCs w:val="21"/>
+        </w:rPr>
+        <w:t xml:space="preserve">The office is in Gilbert (85297), a short commute from Mesa, and the posted benefits include health insurance and paid time off.</w:t>
+      </w:r>
+      <w:r>
+        <w:rPr>
+          <w:rFonts w:ascii="Calibri" w:cs="Calibri" w:eastAsia="Calibri" w:hAnsi="Calibri"/>
+          <w:color w:val="1A1A1A"/>
+          <w:sz w:val="21"/>
+          <w:szCs w:val="21"/>
+        </w:rPr>
+        <w:t xml:space="preserve"> </w:t>
+      </w:r>
+      <w:hyperlink w:history="1" r:id="rIdpsrbu4wg3n3p_p4tzjtlr">
+        <w:r>
+          <w:rPr>
+            <w:rFonts w:ascii="Calibri" w:cs="Calibri" w:eastAsia="Calibri" w:hAnsi="Calibri"/>
+            <w:color w:val="1A4D8F"/>
+            <w:sz w:val="17"/>
+            <w:szCs w:val="17"/>
+          </w:rPr>
+          <w:t xml:space="preserve">[1]</w:t>
+        </w:r>
+      </w:hyperlink>
+      <w:r>
+        <w:rPr>
+          <w:rFonts w:ascii="Calibri" w:cs="Calibri" w:eastAsia="Calibri" w:hAnsi="Calibri"/>
+          <w:color w:val="1A1A1A"/>
+          <w:sz w:val="21"/>
+          <w:szCs w:val="21"/>
+        </w:rPr>
+        <w:t xml:space="preserve"> </w:t>
+      </w:r>
+      <w:hyperlink w:history="1" r:id="rId9cm-jo8tctavkcnacl0uv">
+        <w:r>
+          <w:rPr>
+            <w:rFonts w:ascii="Calibri" w:cs="Calibri" w:eastAsia="Calibri" w:hAnsi="Calibri"/>
+            <w:color w:val="1A4D8F"/>
+            <w:sz w:val="17"/>
+            <w:szCs w:val="17"/>
+          </w:rPr>
+          <w:t xml:space="preserve">[2]</w:t>
+        </w:r>
+      </w:hyperlink>
     </w:p>
     <w:p>
       <w:pPr>
@@ -2188,8 +2617,422 @@
           <w:sz w:val="21"/>
           <w:szCs w:val="21"/>
         </w:rPr>
-        <w:t xml:space="preserve">Nothing reliable found.</w:t>
-      </w:r>
+        <w:t xml:space="preserve">There are no employee reviews on Glassdoor, Indeed, Comparably, CareerBliss, Kununu or Zippia, so management style, turnover, pay practices and culture cannot be checked from outside sources.</w:t>
+      </w:r>
+      <w:r>
+        <w:rPr>
+          <w:rFonts w:ascii="Calibri" w:cs="Calibri" w:eastAsia="Calibri" w:hAnsi="Calibri"/>
+          <w:color w:val="1A1A1A"/>
+          <w:sz w:val="21"/>
+          <w:szCs w:val="21"/>
+        </w:rPr>
+        <w:t xml:space="preserve"> </w:t>
+      </w:r>
+      <w:hyperlink w:history="1" r:id="rIdhpr2fosfgrrphkgjg6pxm">
+        <w:r>
+          <w:rPr>
+            <w:rFonts w:ascii="Calibri" w:cs="Calibri" w:eastAsia="Calibri" w:hAnsi="Calibri"/>
+            <w:color w:val="1A4D8F"/>
+            <w:sz w:val="17"/>
+            <w:szCs w:val="17"/>
+          </w:rPr>
+          <w:t xml:space="preserve">[1]</w:t>
+        </w:r>
+      </w:hyperlink>
+      <w:r>
+        <w:rPr>
+          <w:rFonts w:ascii="Calibri" w:cs="Calibri" w:eastAsia="Calibri" w:hAnsi="Calibri"/>
+          <w:color w:val="1A1A1A"/>
+          <w:sz w:val="21"/>
+          <w:szCs w:val="21"/>
+        </w:rPr>
+        <w:t xml:space="preserve"> </w:t>
+      </w:r>
+      <w:hyperlink w:history="1" r:id="rIdbiq7jhjjkashgbyvhlqt8">
+        <w:r>
+          <w:rPr>
+            <w:rFonts w:ascii="Calibri" w:cs="Calibri" w:eastAsia="Calibri" w:hAnsi="Calibri"/>
+            <w:color w:val="1A4D8F"/>
+            <w:sz w:val="17"/>
+            <w:szCs w:val="17"/>
+          </w:rPr>
+          <w:t xml:space="preserve">[2]</w:t>
+        </w:r>
+      </w:hyperlink>
+    </w:p>
+    <w:p>
+      <w:pPr>
+        <w:pStyle w:val="ListParagraph"/>
+        <w:numPr>
+          <w:ilvl w:val="0"/>
+          <w:numId w:val="2"/>
+        </w:numPr>
+        <w:spacing w:after="50" w:line="259"/>
+      </w:pPr>
+      <w:r>
+        <w:rPr>
+          <w:rFonts w:ascii="Calibri" w:cs="Calibri" w:eastAsia="Calibri" w:hAnsi="Calibri"/>
+          <w:color w:val="1A1A1A"/>
+          <w:sz w:val="21"/>
+          <w:szCs w:val="21"/>
+        </w:rPr>
+        <w:t xml:space="preserve">Per the posting summary, the pay range is wide ($35K-$85K) while the posting asks for 10+ years of acquisition marketing experience. The low end of that range is below market for that level of experience.</w:t>
+      </w:r>
+      <w:r>
+        <w:rPr>
+          <w:rFonts w:ascii="Calibri" w:cs="Calibri" w:eastAsia="Calibri" w:hAnsi="Calibri"/>
+          <w:color w:val="1A1A1A"/>
+          <w:sz w:val="21"/>
+          <w:szCs w:val="21"/>
+        </w:rPr>
+        <w:t xml:space="preserve"> </w:t>
+      </w:r>
+      <w:hyperlink w:history="1" r:id="rIdwwyjdrxdbqjrz4x2suk0f">
+        <w:r>
+          <w:rPr>
+            <w:rFonts w:ascii="Calibri" w:cs="Calibri" w:eastAsia="Calibri" w:hAnsi="Calibri"/>
+            <w:color w:val="1A4D8F"/>
+            <w:sz w:val="17"/>
+            <w:szCs w:val="17"/>
+          </w:rPr>
+          <w:t xml:space="preserve">[1]</w:t>
+        </w:r>
+      </w:hyperlink>
+    </w:p>
+    <w:p>
+      <w:pPr>
+        <w:pStyle w:val="ListParagraph"/>
+        <w:numPr>
+          <w:ilvl w:val="0"/>
+          <w:numId w:val="2"/>
+        </w:numPr>
+        <w:spacing w:after="50" w:line="259"/>
+      </w:pPr>
+      <w:r>
+        <w:rPr>
+          <w:rFonts w:ascii="Calibri" w:cs="Calibri" w:eastAsia="Calibri" w:hAnsi="Calibri"/>
+          <w:color w:val="1A1A1A"/>
+          <w:sz w:val="21"/>
+          <w:szCs w:val="21"/>
+        </w:rPr>
+        <w:t xml:space="preserve">The posting summary lists in-person work only, evenings as needed and a required driver's license. That points to site visits and after-hours work with no remote option.</w:t>
+      </w:r>
+      <w:r>
+        <w:rPr>
+          <w:rFonts w:ascii="Calibri" w:cs="Calibri" w:eastAsia="Calibri" w:hAnsi="Calibri"/>
+          <w:color w:val="1A1A1A"/>
+          <w:sz w:val="21"/>
+          <w:szCs w:val="21"/>
+        </w:rPr>
+        <w:t xml:space="preserve"> </w:t>
+      </w:r>
+      <w:hyperlink w:history="1" r:id="rIdmfvpaw4idsz0mfdmienz-">
+        <w:r>
+          <w:rPr>
+            <w:rFonts w:ascii="Calibri" w:cs="Calibri" w:eastAsia="Calibri" w:hAnsi="Calibri"/>
+            <w:color w:val="1A4D8F"/>
+            <w:sz w:val="17"/>
+            <w:szCs w:val="17"/>
+          </w:rPr>
+          <w:t xml:space="preserve">[1]</w:t>
+        </w:r>
+      </w:hyperlink>
+    </w:p>
+    <w:p>
+      <w:pPr>
+        <w:pStyle w:val="ListParagraph"/>
+        <w:numPr>
+          <w:ilvl w:val="0"/>
+          <w:numId w:val="2"/>
+        </w:numPr>
+        <w:spacing w:after="50" w:line="259"/>
+      </w:pPr>
+      <w:r>
+        <w:rPr>
+          <w:rFonts w:ascii="Calibri" w:cs="Calibri" w:eastAsia="Calibri" w:hAnsi="Calibri"/>
+          <w:color w:val="1A1A1A"/>
+          <w:sz w:val="21"/>
+          <w:szCs w:val="21"/>
+        </w:rPr>
+        <w:t xml:space="preserve">It is a small, owner-run firm (two LLC members on BuildZoom). The marketing role is probably a one-person team with a limited budget, little peer support and no clear promotion path. This is an inference from company size, not a stated fact.</w:t>
+      </w:r>
+      <w:r>
+        <w:rPr>
+          <w:rFonts w:ascii="Calibri" w:cs="Calibri" w:eastAsia="Calibri" w:hAnsi="Calibri"/>
+          <w:color w:val="1A1A1A"/>
+          <w:sz w:val="21"/>
+          <w:szCs w:val="21"/>
+        </w:rPr>
+        <w:t xml:space="preserve"> </w:t>
+      </w:r>
+      <w:hyperlink w:history="1" r:id="rIdkanui_wgxjudh4dercodr">
+        <w:r>
+          <w:rPr>
+            <w:rFonts w:ascii="Calibri" w:cs="Calibri" w:eastAsia="Calibri" w:hAnsi="Calibri"/>
+            <w:color w:val="1A4D8F"/>
+            <w:sz w:val="17"/>
+            <w:szCs w:val="17"/>
+          </w:rPr>
+          <w:t xml:space="preserve">[1]</w:t>
+        </w:r>
+      </w:hyperlink>
+    </w:p>
+    <w:p>
+      <w:pPr>
+        <w:pStyle w:val="ListParagraph"/>
+        <w:numPr>
+          <w:ilvl w:val="0"/>
+          <w:numId w:val="2"/>
+        </w:numPr>
+        <w:spacing w:after="50" w:line="259"/>
+      </w:pPr>
+      <w:r>
+        <w:rPr>
+          <w:rFonts w:ascii="Calibri" w:cs="Calibri" w:eastAsia="Calibri" w:hAnsi="Calibri"/>
+          <w:color w:val="1A1A1A"/>
+          <w:sz w:val="21"/>
+          <w:szCs w:val="21"/>
+        </w:rPr>
+        <w:t xml:space="preserve">Business listings are inconsistent. They give two Gilbert addresses (19356 S Higley Rd and 13823 S 155th St), BuildZoom and Levelset list Queen Creek, Facebook mentions Scottsdale, and Levelset shows 0 projects. Cleaning up these listings would land on the new hire.</w:t>
+      </w:r>
+      <w:r>
+        <w:rPr>
+          <w:rFonts w:ascii="Calibri" w:cs="Calibri" w:eastAsia="Calibri" w:hAnsi="Calibri"/>
+          <w:color w:val="1A1A1A"/>
+          <w:sz w:val="21"/>
+          <w:szCs w:val="21"/>
+        </w:rPr>
+        <w:t xml:space="preserve"> </w:t>
+      </w:r>
+      <w:hyperlink w:history="1" r:id="rIdbtd7b9xzr32f3yoixcqpy">
+        <w:r>
+          <w:rPr>
+            <w:rFonts w:ascii="Calibri" w:cs="Calibri" w:eastAsia="Calibri" w:hAnsi="Calibri"/>
+            <w:color w:val="1A4D8F"/>
+            <w:sz w:val="17"/>
+            <w:szCs w:val="17"/>
+          </w:rPr>
+          <w:t xml:space="preserve">[1]</w:t>
+        </w:r>
+      </w:hyperlink>
+      <w:r>
+        <w:rPr>
+          <w:rFonts w:ascii="Calibri" w:cs="Calibri" w:eastAsia="Calibri" w:hAnsi="Calibri"/>
+          <w:color w:val="1A1A1A"/>
+          <w:sz w:val="21"/>
+          <w:szCs w:val="21"/>
+        </w:rPr>
+        <w:t xml:space="preserve"> </w:t>
+      </w:r>
+      <w:hyperlink w:history="1" r:id="rIdad17g3mceoa3m9to65afe">
+        <w:r>
+          <w:rPr>
+            <w:rFonts w:ascii="Calibri" w:cs="Calibri" w:eastAsia="Calibri" w:hAnsi="Calibri"/>
+            <w:color w:val="1A4D8F"/>
+            <w:sz w:val="17"/>
+            <w:szCs w:val="17"/>
+          </w:rPr>
+          <w:t xml:space="preserve">[2]</w:t>
+        </w:r>
+      </w:hyperlink>
+      <w:r>
+        <w:rPr>
+          <w:rFonts w:ascii="Calibri" w:cs="Calibri" w:eastAsia="Calibri" w:hAnsi="Calibri"/>
+          <w:color w:val="1A1A1A"/>
+          <w:sz w:val="21"/>
+          <w:szCs w:val="21"/>
+        </w:rPr>
+        <w:t xml:space="preserve"> </w:t>
+      </w:r>
+      <w:hyperlink w:history="1" r:id="rIdhn9h5vfcprb0pmnjwy6i8">
+        <w:r>
+          <w:rPr>
+            <w:rFonts w:ascii="Calibri" w:cs="Calibri" w:eastAsia="Calibri" w:hAnsi="Calibri"/>
+            <w:color w:val="1A4D8F"/>
+            <w:sz w:val="17"/>
+            <w:szCs w:val="17"/>
+          </w:rPr>
+          <w:t xml:space="preserve">[3]</w:t>
+        </w:r>
+      </w:hyperlink>
+      <w:r>
+        <w:rPr>
+          <w:rFonts w:ascii="Calibri" w:cs="Calibri" w:eastAsia="Calibri" w:hAnsi="Calibri"/>
+          <w:color w:val="1A1A1A"/>
+          <w:sz w:val="21"/>
+          <w:szCs w:val="21"/>
+        </w:rPr>
+        <w:t xml:space="preserve"> </w:t>
+      </w:r>
+      <w:hyperlink w:history="1" r:id="rIdwjq_qt4cubht4yv98mtt2">
+        <w:r>
+          <w:rPr>
+            <w:rFonts w:ascii="Calibri" w:cs="Calibri" w:eastAsia="Calibri" w:hAnsi="Calibri"/>
+            <w:color w:val="1A4D8F"/>
+            <w:sz w:val="17"/>
+            <w:szCs w:val="17"/>
+          </w:rPr>
+          <w:t xml:space="preserve">[4]</w:t>
+        </w:r>
+      </w:hyperlink>
+    </w:p>
+    <w:p>
+      <w:pPr>
+        <w:pStyle w:val="ListParagraph"/>
+        <w:numPr>
+          <w:ilvl w:val="0"/>
+          <w:numId w:val="2"/>
+        </w:numPr>
+        <w:spacing w:after="50" w:line="259"/>
+      </w:pPr>
+      <w:r>
+        <w:rPr>
+          <w:rFonts w:ascii="Calibri" w:cs="Calibri" w:eastAsia="Calibri" w:hAnsi="Calibri"/>
+          <w:color w:val="1A1A1A"/>
+          <w:sz w:val="21"/>
+          <w:szCs w:val="21"/>
+        </w:rPr>
+        <w:t xml:space="preserve">Not all customer feedback is positive. One 2021 Chamber of Commerce reviewer described a missed appointment and a slow estimate, and Yellow Pages shows a mixed spread of ratings.</w:t>
+      </w:r>
+      <w:r>
+        <w:rPr>
+          <w:rFonts w:ascii="Calibri" w:cs="Calibri" w:eastAsia="Calibri" w:hAnsi="Calibri"/>
+          <w:color w:val="1A1A1A"/>
+          <w:sz w:val="21"/>
+          <w:szCs w:val="21"/>
+        </w:rPr>
+        <w:t xml:space="preserve"> </w:t>
+      </w:r>
+      <w:hyperlink w:history="1" r:id="rId3nb4pas0hc53mlez1j89y">
+        <w:r>
+          <w:rPr>
+            <w:rFonts w:ascii="Calibri" w:cs="Calibri" w:eastAsia="Calibri" w:hAnsi="Calibri"/>
+            <w:color w:val="1A4D8F"/>
+            <w:sz w:val="17"/>
+            <w:szCs w:val="17"/>
+          </w:rPr>
+          <w:t xml:space="preserve">[1]</w:t>
+        </w:r>
+      </w:hyperlink>
+      <w:r>
+        <w:rPr>
+          <w:rFonts w:ascii="Calibri" w:cs="Calibri" w:eastAsia="Calibri" w:hAnsi="Calibri"/>
+          <w:color w:val="1A1A1A"/>
+          <w:sz w:val="21"/>
+          <w:szCs w:val="21"/>
+        </w:rPr>
+        <w:t xml:space="preserve"> </w:t>
+      </w:r>
+      <w:hyperlink w:history="1" r:id="rIdhjxkyvvgkwhpvovw0biny">
+        <w:r>
+          <w:rPr>
+            <w:rFonts w:ascii="Calibri" w:cs="Calibri" w:eastAsia="Calibri" w:hAnsi="Calibri"/>
+            <w:color w:val="1A4D8F"/>
+            <w:sz w:val="17"/>
+            <w:szCs w:val="17"/>
+          </w:rPr>
+          <w:t xml:space="preserve">[2]</w:t>
+        </w:r>
+      </w:hyperlink>
+    </w:p>
+    <w:p>
+      <w:pPr>
+        <w:pStyle w:val="ListParagraph"/>
+        <w:numPr>
+          <w:ilvl w:val="0"/>
+          <w:numId w:val="2"/>
+        </w:numPr>
+        <w:spacing w:after="50" w:line="259"/>
+      </w:pPr>
+      <w:r>
+        <w:rPr>
+          <w:rFonts w:ascii="Calibri" w:cs="Calibri" w:eastAsia="Calibri" w:hAnsi="Calibri"/>
+          <w:color w:val="1A1A1A"/>
+          <w:sz w:val="21"/>
+          <w:szCs w:val="21"/>
+        </w:rPr>
+        <w:t xml:space="preserve">The local market is crowded and the brand name is shared with others. Houzz shows hundreds of pool pros in the area, with Shasta, Dolphin, Cal Pool and Presidential all targeting Gilbert. 'Pool Envy' (Oklahoma, with BBB complaints) and other 'Envy' brands clutter search results, which makes brand search and reputation management harder.</w:t>
+      </w:r>
+      <w:r>
+        <w:rPr>
+          <w:rFonts w:ascii="Calibri" w:cs="Calibri" w:eastAsia="Calibri" w:hAnsi="Calibri"/>
+          <w:color w:val="1A1A1A"/>
+          <w:sz w:val="21"/>
+          <w:szCs w:val="21"/>
+        </w:rPr>
+        <w:t xml:space="preserve"> </w:t>
+      </w:r>
+      <w:hyperlink w:history="1" r:id="rIdth-yqa8vl8rgcbfo8q7gq">
+        <w:r>
+          <w:rPr>
+            <w:rFonts w:ascii="Calibri" w:cs="Calibri" w:eastAsia="Calibri" w:hAnsi="Calibri"/>
+            <w:color w:val="1A4D8F"/>
+            <w:sz w:val="17"/>
+            <w:szCs w:val="17"/>
+          </w:rPr>
+          <w:t xml:space="preserve">[1]</w:t>
+        </w:r>
+      </w:hyperlink>
+      <w:r>
+        <w:rPr>
+          <w:rFonts w:ascii="Calibri" w:cs="Calibri" w:eastAsia="Calibri" w:hAnsi="Calibri"/>
+          <w:color w:val="1A1A1A"/>
+          <w:sz w:val="21"/>
+          <w:szCs w:val="21"/>
+        </w:rPr>
+        <w:t xml:space="preserve"> </w:t>
+      </w:r>
+      <w:hyperlink w:history="1" r:id="rIdhv0ob34uxkwdwjtb6ikhy">
+        <w:r>
+          <w:rPr>
+            <w:rFonts w:ascii="Calibri" w:cs="Calibri" w:eastAsia="Calibri" w:hAnsi="Calibri"/>
+            <w:color w:val="1A4D8F"/>
+            <w:sz w:val="17"/>
+            <w:szCs w:val="17"/>
+          </w:rPr>
+          <w:t xml:space="preserve">[2]</w:t>
+        </w:r>
+      </w:hyperlink>
+      <w:r>
+        <w:rPr>
+          <w:rFonts w:ascii="Calibri" w:cs="Calibri" w:eastAsia="Calibri" w:hAnsi="Calibri"/>
+          <w:color w:val="1A1A1A"/>
+          <w:sz w:val="21"/>
+          <w:szCs w:val="21"/>
+        </w:rPr>
+        <w:t xml:space="preserve"> </w:t>
+      </w:r>
+      <w:hyperlink w:history="1" r:id="rIdceygmcwex6vrnm26_8pjx">
+        <w:r>
+          <w:rPr>
+            <w:rFonts w:ascii="Calibri" w:cs="Calibri" w:eastAsia="Calibri" w:hAnsi="Calibri"/>
+            <w:color w:val="1A4D8F"/>
+            <w:sz w:val="17"/>
+            <w:szCs w:val="17"/>
+          </w:rPr>
+          <w:t xml:space="preserve">[3]</w:t>
+        </w:r>
+      </w:hyperlink>
+      <w:r>
+        <w:rPr>
+          <w:rFonts w:ascii="Calibri" w:cs="Calibri" w:eastAsia="Calibri" w:hAnsi="Calibri"/>
+          <w:color w:val="1A1A1A"/>
+          <w:sz w:val="21"/>
+          <w:szCs w:val="21"/>
+        </w:rPr>
+        <w:t xml:space="preserve"> </w:t>
+      </w:r>
+      <w:hyperlink w:history="1" r:id="rId4takjwa7asgj3d5isvt13">
+        <w:r>
+          <w:rPr>
+            <w:rFonts w:ascii="Calibri" w:cs="Calibri" w:eastAsia="Calibri" w:hAnsi="Calibri"/>
+            <w:color w:val="1A4D8F"/>
+            <w:sz w:val="17"/>
+            <w:szCs w:val="17"/>
+          </w:rPr>
+          <w:t xml:space="preserve">[4]</w:t>
+        </w:r>
+      </w:hyperlink>
     </w:p>
     <w:p>
       <w:pPr>
@@ -2223,83 +3066,83 @@
           <w:sz w:val="21"/>
           <w:szCs w:val="21"/>
         </w:rPr>
-        <w:t xml:space="preserve">The posting gives two pay ranges: $65,000-$90,000 in the text and $35,000-$85,000 in Indeed's pay field. Find out which one is real before you spend a day on the paid skills assessment.</w:t>
-      </w:r>
-    </w:p>
-    <w:p>
-      <w:pPr>
-        <w:pStyle w:val="ListParagraph"/>
-        <w:numPr>
-          <w:ilvl w:val="0"/>
-          <w:numId w:val="2"/>
-        </w:numPr>
-        <w:spacing w:after="50" w:line="259"/>
-      </w:pPr>
-      <w:r>
-        <w:rPr>
-          <w:rFonts w:ascii="Calibri" w:cs="Calibri" w:eastAsia="Calibri" w:hAnsi="Calibri"/>
-          <w:color w:val="1A1A1A"/>
-          <w:sz w:val="21"/>
-          <w:szCs w:val="21"/>
-        </w:rPr>
-        <w:t xml:space="preserve">Few benefits are listed: health insurance, paid time off and paid holidays. No 401(k) or other retirement plan is mentioned, so ask.</w:t>
-      </w:r>
-    </w:p>
-    <w:p>
-      <w:pPr>
-        <w:pStyle w:val="ListParagraph"/>
-        <w:numPr>
-          <w:ilvl w:val="0"/>
-          <w:numId w:val="2"/>
-        </w:numPr>
-        <w:spacing w:after="50" w:line="259"/>
-      </w:pPr>
-      <w:r>
-        <w:rPr>
-          <w:rFonts w:ascii="Calibri" w:cs="Calibri" w:eastAsia="Calibri" w:hAnsi="Calibri"/>
-          <w:color w:val="1A1A1A"/>
-          <w:sz w:val="21"/>
-          <w:szCs w:val="21"/>
-        </w:rPr>
-        <w:t xml:space="preserve">One person does three jobs: making the content, running paid marketing, and bringing in builder and realtor referrals face to face. The posting mentions no marketing team, so you would likely be the whole department.</w:t>
-      </w:r>
-    </w:p>
-    <w:p>
-      <w:pPr>
-        <w:pStyle w:val="ListParagraph"/>
-        <w:numPr>
-          <w:ilvl w:val="0"/>
-          <w:numId w:val="2"/>
-        </w:numPr>
-        <w:spacing w:after="50" w:line="259"/>
-      </w:pPr>
-      <w:r>
-        <w:rPr>
-          <w:rFonts w:ascii="Calibri" w:cs="Calibri" w:eastAsia="Calibri" w:hAnsi="Calibri"/>
-          <w:color w:val="1A1A1A"/>
-          <w:sz w:val="21"/>
-          <w:szCs w:val="21"/>
-        </w:rPr>
-        <w:t xml:space="preserve">Expect regular shoots on active construction sites in Arizona summer heat, early mornings and dusk, plus in-person meetings and some evening events (screening question 9).</w:t>
-      </w:r>
-    </w:p>
-    <w:p>
-      <w:pPr>
-        <w:pStyle w:val="ListParagraph"/>
-        <w:numPr>
-          <w:ilvl w:val="0"/>
-          <w:numId w:val="2"/>
-        </w:numPr>
-        <w:spacing w:after="50" w:line="259"/>
-      </w:pPr>
-      <w:r>
-        <w:rPr>
-          <w:rFonts w:ascii="Calibri" w:cs="Calibri" w:eastAsia="Calibri" w:hAnsi="Calibri"/>
-          <w:color w:val="1A1A1A"/>
-          <w:sz w:val="21"/>
-          <w:szCs w:val="21"/>
-        </w:rPr>
-        <w:t xml:space="preserve">No one checked what employees say, so turnover, how the owners manage, and who did marketing before are all unknown. Ask about them in the first call.</w:t>
+        <w:t xml:space="preserve">Per the posting summary, the pay floor of $35K sits next to a 10+ years experience requirement. Ask where in the range the offer will land before investing more time.</w:t>
+      </w:r>
+    </w:p>
+    <w:p>
+      <w:pPr>
+        <w:pStyle w:val="ListParagraph"/>
+        <w:numPr>
+          <w:ilvl w:val="0"/>
+          <w:numId w:val="2"/>
+        </w:numPr>
+        <w:spacing w:after="50" w:line="259"/>
+      </w:pPr>
+      <w:r>
+        <w:rPr>
+          <w:rFonts w:ascii="Calibri" w:cs="Calibri" w:eastAsia="Calibri" w:hAnsi="Calibri"/>
+          <w:color w:val="1A1A1A"/>
+          <w:sz w:val="21"/>
+          <w:szCs w:val="21"/>
+        </w:rPr>
+        <w:t xml:space="preserve">I could not confirm the 2026 Pinnacle Award claim. The Luxury Pools + Outdoor Living Pinnacle pages I found (2019-2025) did not show Envy Pools in the results, and no 2026 winners page appeared. Ask for the award announcement, since the marketing role would be promoting it.</w:t>
+      </w:r>
+    </w:p>
+    <w:p>
+      <w:pPr>
+        <w:pStyle w:val="ListParagraph"/>
+        <w:numPr>
+          <w:ilvl w:val="0"/>
+          <w:numId w:val="2"/>
+        </w:numPr>
+        <w:spacing w:after="50" w:line="259"/>
+      </w:pPr>
+      <w:r>
+        <w:rPr>
+          <w:rFonts w:ascii="Calibri" w:cs="Calibri" w:eastAsia="Calibri" w:hAnsi="Calibri"/>
+          <w:color w:val="1A1A1A"/>
+          <w:sz w:val="21"/>
+          <w:szCs w:val="21"/>
+        </w:rPr>
+        <w:t xml:space="preserve">With no employee reviews anywhere, the interview is the only way to learn about turnover, who held the role before, and why it is open.</w:t>
+      </w:r>
+    </w:p>
+    <w:p>
+      <w:pPr>
+        <w:pStyle w:val="ListParagraph"/>
+        <w:numPr>
+          <w:ilvl w:val="0"/>
+          <w:numId w:val="2"/>
+        </w:numPr>
+        <w:spacing w:after="50" w:line="259"/>
+      </w:pPr>
+      <w:r>
+        <w:rPr>
+          <w:rFonts w:ascii="Calibri" w:cs="Calibri" w:eastAsia="Calibri" w:hAnsi="Calibri"/>
+          <w:color w:val="1A1A1A"/>
+          <w:sz w:val="21"/>
+          <w:szCs w:val="21"/>
+        </w:rPr>
+        <w:t xml:space="preserve">The posting says 'evenings as needed' and requires in-person work. Get the expected weekly hours and event or site-visit load in writing.</w:t>
+      </w:r>
+    </w:p>
+    <w:p>
+      <w:pPr>
+        <w:pStyle w:val="ListParagraph"/>
+        <w:numPr>
+          <w:ilvl w:val="0"/>
+          <w:numId w:val="2"/>
+        </w:numPr>
+        <w:spacing w:after="50" w:line="259"/>
+      </w:pPr>
+      <w:r>
+        <w:rPr>
+          <w:rFonts w:ascii="Calibri" w:cs="Calibri" w:eastAsia="Calibri" w:hAnsi="Calibri"/>
+          <w:color w:val="1A1A1A"/>
+          <w:sz w:val="21"/>
+          <w:szCs w:val="21"/>
+        </w:rPr>
+        <w:t xml:space="preserve">Do not mix up Envy Pools with 'Pool Envy' (Edmond, OK, with BBB complaints), 'ENVY' (2.6 on Glassdoor) or Envy Sports Club &amp; Pools (NJ). They are different companies.</w:t>
       </w:r>
     </w:p>
     <w:p>
@@ -2329,7 +3172,7 @@
           <w:sz w:val="21"/>
           <w:szCs w:val="21"/>
         </w:rPr>
-        <w:t xml:space="preserve">Going only by the posting, this looks like a small, growing company with the owners closely involved. It seems to be hiring its first real marketing lead. That means a lot of room to build and direct access to the decision-makers, but no team, few listed benefits, and two pay ranges that don't match. What it's actually like to work there hasn't been checked. Look at Glassdoor and Indeed reviews yourself, and get the real pay number before the paid assessment.</w:t>
+        <w:t xml:space="preserve">There is not enough employee evidence to judge what it is like to work at Envy Pools. All the signals come from customer reviews (mostly positive, small sample), license and permit records (legitimate), and the company's own site. For a marketer the product is visual and the role covers a lot, but this is a small, owner-run firm. Expect a one-person marketing function, in-person work with some evenings, and a pay range that starts low for the 10+ years of experience asked. The Pinnacle Award claim could not be confirmed. Before accepting, Joshua should ask for: the salary figure within $35K-$85K; the marketing budget and any agency support; who he reports to (probably an owner); how success is measured (leads, cost per lead, booked designs); what happened to the last person in the role; and the award documentation.</w:t>
       </w:r>
     </w:p>
     <w:p>
@@ -2360,7 +3203,7 @@
         </w:numPr>
         <w:spacing w:after="50" w:line="259"/>
       </w:pPr>
-      <w:hyperlink w:history="1" r:id="rIdlawmx5f-d2cxpz-nmwjna">
+      <w:hyperlink w:history="1" r:id="rId_zwjuyoyih4krbq_or2uo">
         <w:r>
           <w:rPr>
             <w:rFonts w:ascii="Calibri" w:cs="Calibri" w:eastAsia="Calibri" w:hAnsi="Calibri"/>
@@ -2369,7 +3212,7 @@
             <w:szCs w:val="21"/>
             <w:u w:val="single"/>
           </w:rPr>
-          <w:t xml:space="preserve">Envy Pools website, as named in the job posting (blocked from this environment, not read)</w:t>
+          <w:t xml:space="preserve">Envy Pools - Home</w:t>
         </w:r>
       </w:hyperlink>
       <w:r>
@@ -2379,7 +3222,720 @@
           <w:sz w:val="17"/>
           <w:szCs w:val="17"/>
         </w:rPr>
-        <w:t xml:space="preserve">  https://www.envypools.com</w:t>
+        <w:t xml:space="preserve">  https://envypools.com/</w:t>
+      </w:r>
+    </w:p>
+    <w:p>
+      <w:pPr>
+        <w:pStyle w:val="ListParagraph"/>
+        <w:numPr>
+          <w:ilvl w:val="0"/>
+          <w:numId w:val="3"/>
+        </w:numPr>
+        <w:spacing w:after="50" w:line="259"/>
+      </w:pPr>
+      <w:hyperlink w:history="1" r:id="rIdcwkpsybrgwlgdev7gqomo">
+        <w:r>
+          <w:rPr>
+            <w:rFonts w:ascii="Calibri" w:cs="Calibri" w:eastAsia="Calibri" w:hAnsi="Calibri"/>
+            <w:color w:val="1A4D8F"/>
+            <w:sz w:val="21"/>
+            <w:szCs w:val="21"/>
+            <w:u w:val="single"/>
+          </w:rPr>
+          <w:t xml:space="preserve">Envy Pools - About (license, founding, ownership)</w:t>
+        </w:r>
+      </w:hyperlink>
+      <w:r>
+        <w:rPr>
+          <w:rFonts w:ascii="Calibri" w:cs="Calibri" w:eastAsia="Calibri" w:hAnsi="Calibri"/>
+          <w:color w:val="777777"/>
+          <w:sz w:val="17"/>
+          <w:szCs w:val="17"/>
+        </w:rPr>
+        <w:t xml:space="preserve">  https://envypools.com/about/</w:t>
+      </w:r>
+    </w:p>
+    <w:p>
+      <w:pPr>
+        <w:pStyle w:val="ListParagraph"/>
+        <w:numPr>
+          <w:ilvl w:val="0"/>
+          <w:numId w:val="3"/>
+        </w:numPr>
+        <w:spacing w:after="50" w:line="259"/>
+      </w:pPr>
+      <w:hyperlink w:history="1" r:id="rIdmprkai-iuvytkvmfpeqsp">
+        <w:r>
+          <w:rPr>
+            <w:rFonts w:ascii="Calibri" w:cs="Calibri" w:eastAsia="Calibri" w:hAnsi="Calibri"/>
+            <w:color w:val="1A4D8F"/>
+            <w:sz w:val="21"/>
+            <w:szCs w:val="21"/>
+            <w:u w:val="single"/>
+          </w:rPr>
+          <w:t xml:space="preserve">Envy Pools - Locations</w:t>
+        </w:r>
+      </w:hyperlink>
+      <w:r>
+        <w:rPr>
+          <w:rFonts w:ascii="Calibri" w:cs="Calibri" w:eastAsia="Calibri" w:hAnsi="Calibri"/>
+          <w:color w:val="777777"/>
+          <w:sz w:val="17"/>
+          <w:szCs w:val="17"/>
+        </w:rPr>
+        <w:t xml:space="preserve">  https://envypools.com/locations/</w:t>
+      </w:r>
+    </w:p>
+    <w:p>
+      <w:pPr>
+        <w:pStyle w:val="ListParagraph"/>
+        <w:numPr>
+          <w:ilvl w:val="0"/>
+          <w:numId w:val="3"/>
+        </w:numPr>
+        <w:spacing w:after="50" w:line="259"/>
+      </w:pPr>
+      <w:hyperlink w:history="1" r:id="rIddf1iqatjnujf4uz0m2pdm">
+        <w:r>
+          <w:rPr>
+            <w:rFonts w:ascii="Calibri" w:cs="Calibri" w:eastAsia="Calibri" w:hAnsi="Calibri"/>
+            <w:color w:val="1A4D8F"/>
+            <w:sz w:val="21"/>
+            <w:szCs w:val="21"/>
+            <w:u w:val="single"/>
+          </w:rPr>
+          <w:t xml:space="preserve">Envy Pools - Gilbert custom pool builder page</w:t>
+        </w:r>
+      </w:hyperlink>
+      <w:r>
+        <w:rPr>
+          <w:rFonts w:ascii="Calibri" w:cs="Calibri" w:eastAsia="Calibri" w:hAnsi="Calibri"/>
+          <w:color w:val="777777"/>
+          <w:sz w:val="17"/>
+          <w:szCs w:val="17"/>
+        </w:rPr>
+        <w:t xml:space="preserve">  https://envypools.com/custom-pool-builder-gilbert-az/</w:t>
+      </w:r>
+    </w:p>
+    <w:p>
+      <w:pPr>
+        <w:pStyle w:val="ListParagraph"/>
+        <w:numPr>
+          <w:ilvl w:val="0"/>
+          <w:numId w:val="3"/>
+        </w:numPr>
+        <w:spacing w:after="50" w:line="259"/>
+      </w:pPr>
+      <w:hyperlink w:history="1" r:id="rIdrobaqqbtrlv3mshdtdwz8">
+        <w:r>
+          <w:rPr>
+            <w:rFonts w:ascii="Calibri" w:cs="Calibri" w:eastAsia="Calibri" w:hAnsi="Calibri"/>
+            <w:color w:val="1A4D8F"/>
+            <w:sz w:val="21"/>
+            <w:szCs w:val="21"/>
+            <w:u w:val="single"/>
+          </w:rPr>
+          <w:t xml:space="preserve">Envy Pools - By Style</w:t>
+        </w:r>
+      </w:hyperlink>
+      <w:r>
+        <w:rPr>
+          <w:rFonts w:ascii="Calibri" w:cs="Calibri" w:eastAsia="Calibri" w:hAnsi="Calibri"/>
+          <w:color w:val="777777"/>
+          <w:sz w:val="17"/>
+          <w:szCs w:val="17"/>
+        </w:rPr>
+        <w:t xml:space="preserve">  https://envypools.com/by-style/</w:t>
+      </w:r>
+    </w:p>
+    <w:p>
+      <w:pPr>
+        <w:pStyle w:val="ListParagraph"/>
+        <w:numPr>
+          <w:ilvl w:val="0"/>
+          <w:numId w:val="3"/>
+        </w:numPr>
+        <w:spacing w:after="50" w:line="259"/>
+      </w:pPr>
+      <w:hyperlink w:history="1" r:id="rIdwnuncgmoickic66bydyun">
+        <w:r>
+          <w:rPr>
+            <w:rFonts w:ascii="Calibri" w:cs="Calibri" w:eastAsia="Calibri" w:hAnsi="Calibri"/>
+            <w:color w:val="1A4D8F"/>
+            <w:sz w:val="21"/>
+            <w:szCs w:val="21"/>
+            <w:u w:val="single"/>
+          </w:rPr>
+          <w:t xml:space="preserve">Envy Pools - Infinity Edge</w:t>
+        </w:r>
+      </w:hyperlink>
+      <w:r>
+        <w:rPr>
+          <w:rFonts w:ascii="Calibri" w:cs="Calibri" w:eastAsia="Calibri" w:hAnsi="Calibri"/>
+          <w:color w:val="777777"/>
+          <w:sz w:val="17"/>
+          <w:szCs w:val="17"/>
+        </w:rPr>
+        <w:t xml:space="preserve">  https://envypools.com/by-feature/infinity-edge/</w:t>
+      </w:r>
+    </w:p>
+    <w:p>
+      <w:pPr>
+        <w:pStyle w:val="ListParagraph"/>
+        <w:numPr>
+          <w:ilvl w:val="0"/>
+          <w:numId w:val="3"/>
+        </w:numPr>
+        <w:spacing w:after="50" w:line="259"/>
+      </w:pPr>
+      <w:hyperlink w:history="1" r:id="rId0mh5rjaqjjvnfyzutcnw5">
+        <w:r>
+          <w:rPr>
+            <w:rFonts w:ascii="Calibri" w:cs="Calibri" w:eastAsia="Calibri" w:hAnsi="Calibri"/>
+            <w:color w:val="1A4D8F"/>
+            <w:sz w:val="21"/>
+            <w:szCs w:val="21"/>
+            <w:u w:val="single"/>
+          </w:rPr>
+          <w:t xml:space="preserve">Envy Pools blog - Luxury Pool Features in Arizona</w:t>
+        </w:r>
+      </w:hyperlink>
+      <w:r>
+        <w:rPr>
+          <w:rFonts w:ascii="Calibri" w:cs="Calibri" w:eastAsia="Calibri" w:hAnsi="Calibri"/>
+          <w:color w:val="777777"/>
+          <w:sz w:val="17"/>
+          <w:szCs w:val="17"/>
+        </w:rPr>
+        <w:t xml:space="preserve">  https://envypools.com/luxury-pool-features-arizona/</w:t>
+      </w:r>
+    </w:p>
+    <w:p>
+      <w:pPr>
+        <w:pStyle w:val="ListParagraph"/>
+        <w:numPr>
+          <w:ilvl w:val="0"/>
+          <w:numId w:val="3"/>
+        </w:numPr>
+        <w:spacing w:after="50" w:line="259"/>
+      </w:pPr>
+      <w:hyperlink w:history="1" r:id="rIdiep-n64ysjjinm478vdf-">
+        <w:r>
+          <w:rPr>
+            <w:rFonts w:ascii="Calibri" w:cs="Calibri" w:eastAsia="Calibri" w:hAnsi="Calibri"/>
+            <w:color w:val="1A4D8F"/>
+            <w:sz w:val="21"/>
+            <w:szCs w:val="21"/>
+            <w:u w:val="single"/>
+          </w:rPr>
+          <w:t xml:space="preserve">Envy Pools Facebook</w:t>
+        </w:r>
+      </w:hyperlink>
+      <w:r>
+        <w:rPr>
+          <w:rFonts w:ascii="Calibri" w:cs="Calibri" w:eastAsia="Calibri" w:hAnsi="Calibri"/>
+          <w:color w:val="777777"/>
+          <w:sz w:val="17"/>
+          <w:szCs w:val="17"/>
+        </w:rPr>
+        <w:t xml:space="preserve">  https://www.facebook.com/Envypoolsaz/</w:t>
+      </w:r>
+    </w:p>
+    <w:p>
+      <w:pPr>
+        <w:pStyle w:val="ListParagraph"/>
+        <w:numPr>
+          <w:ilvl w:val="0"/>
+          <w:numId w:val="3"/>
+        </w:numPr>
+        <w:spacing w:after="50" w:line="259"/>
+      </w:pPr>
+      <w:hyperlink w:history="1" r:id="rIddjzqsq01vwigzanlizi2j">
+        <w:r>
+          <w:rPr>
+            <w:rFonts w:ascii="Calibri" w:cs="Calibri" w:eastAsia="Calibri" w:hAnsi="Calibri"/>
+            <w:color w:val="1A4D8F"/>
+            <w:sz w:val="21"/>
+            <w:szCs w:val="21"/>
+            <w:u w:val="single"/>
+          </w:rPr>
+          <w:t xml:space="preserve">BuildZoom - Envy Pools LLC (permits, members)</w:t>
+        </w:r>
+      </w:hyperlink>
+      <w:r>
+        <w:rPr>
+          <w:rFonts w:ascii="Calibri" w:cs="Calibri" w:eastAsia="Calibri" w:hAnsi="Calibri"/>
+          <w:color w:val="777777"/>
+          <w:sz w:val="17"/>
+          <w:szCs w:val="17"/>
+        </w:rPr>
+        <w:t xml:space="preserve">  https://www.buildzoom.com/contractor/envy-pools-llc</w:t>
+      </w:r>
+    </w:p>
+    <w:p>
+      <w:pPr>
+        <w:pStyle w:val="ListParagraph"/>
+        <w:numPr>
+          <w:ilvl w:val="0"/>
+          <w:numId w:val="3"/>
+        </w:numPr>
+        <w:spacing w:after="50" w:line="259"/>
+      </w:pPr>
+      <w:hyperlink w:history="1" r:id="rIdv6yjjtqkg0rizpshdcvjo">
+        <w:r>
+          <w:rPr>
+            <w:rFonts w:ascii="Calibri" w:cs="Calibri" w:eastAsia="Calibri" w:hAnsi="Calibri"/>
+            <w:color w:val="1A4D8F"/>
+            <w:sz w:val="21"/>
+            <w:szCs w:val="21"/>
+            <w:u w:val="single"/>
+          </w:rPr>
+          <w:t xml:space="preserve">Procore - Envy Pools LLC Gilbert</w:t>
+        </w:r>
+      </w:hyperlink>
+      <w:r>
+        <w:rPr>
+          <w:rFonts w:ascii="Calibri" w:cs="Calibri" w:eastAsia="Calibri" w:hAnsi="Calibri"/>
+          <w:color w:val="777777"/>
+          <w:sz w:val="17"/>
+          <w:szCs w:val="17"/>
+        </w:rPr>
+        <w:t xml:space="preserve">  https://www.procore.com/network/p/envy-pools-llc-gilbert</w:t>
+      </w:r>
+    </w:p>
+    <w:p>
+      <w:pPr>
+        <w:pStyle w:val="ListParagraph"/>
+        <w:numPr>
+          <w:ilvl w:val="0"/>
+          <w:numId w:val="3"/>
+        </w:numPr>
+        <w:spacing w:after="50" w:line="259"/>
+      </w:pPr>
+      <w:hyperlink w:history="1" r:id="rIdyiqa8ub9uel68pjwgcrnl">
+        <w:r>
+          <w:rPr>
+            <w:rFonts w:ascii="Calibri" w:cs="Calibri" w:eastAsia="Calibri" w:hAnsi="Calibri"/>
+            <w:color w:val="1A4D8F"/>
+            <w:sz w:val="21"/>
+            <w:szCs w:val="21"/>
+            <w:u w:val="single"/>
+          </w:rPr>
+          <w:t xml:space="preserve">Chamber of Commerce - Envy Pools customer reviews</w:t>
+        </w:r>
+      </w:hyperlink>
+      <w:r>
+        <w:rPr>
+          <w:rFonts w:ascii="Calibri" w:cs="Calibri" w:eastAsia="Calibri" w:hAnsi="Calibri"/>
+          <w:color w:val="777777"/>
+          <w:sz w:val="17"/>
+          <w:szCs w:val="17"/>
+        </w:rPr>
+        <w:t xml:space="preserve">  https://www.chamberofcommerce.com/united-states/arizona/gilbert/swimming-pool-contractor/46042196-envy-pools</w:t>
+      </w:r>
+    </w:p>
+    <w:p>
+      <w:pPr>
+        <w:pStyle w:val="ListParagraph"/>
+        <w:numPr>
+          <w:ilvl w:val="0"/>
+          <w:numId w:val="3"/>
+        </w:numPr>
+        <w:spacing w:after="50" w:line="259"/>
+      </w:pPr>
+      <w:hyperlink w:history="1" r:id="rIdbyeu0hhofgj2lga1mxva1">
+        <w:r>
+          <w:rPr>
+            <w:rFonts w:ascii="Calibri" w:cs="Calibri" w:eastAsia="Calibri" w:hAnsi="Calibri"/>
+            <w:color w:val="1A4D8F"/>
+            <w:sz w:val="21"/>
+            <w:szCs w:val="21"/>
+            <w:u w:val="single"/>
+          </w:rPr>
+          <w:t xml:space="preserve">Yellow Pages - Envy Pools Gilbert</w:t>
+        </w:r>
+      </w:hyperlink>
+      <w:r>
+        <w:rPr>
+          <w:rFonts w:ascii="Calibri" w:cs="Calibri" w:eastAsia="Calibri" w:hAnsi="Calibri"/>
+          <w:color w:val="777777"/>
+          <w:sz w:val="17"/>
+          <w:szCs w:val="17"/>
+        </w:rPr>
+        <w:t xml:space="preserve">  https://m.yellowpages.com/gilbert-az/mip/envy-pools-578328460</w:t>
+      </w:r>
+    </w:p>
+    <w:p>
+      <w:pPr>
+        <w:pStyle w:val="ListParagraph"/>
+        <w:numPr>
+          <w:ilvl w:val="0"/>
+          <w:numId w:val="3"/>
+        </w:numPr>
+        <w:spacing w:after="50" w:line="259"/>
+      </w:pPr>
+      <w:hyperlink w:history="1" r:id="rIdb8gz-q2lkqqqgsejrwd8v">
+        <w:r>
+          <w:rPr>
+            <w:rFonts w:ascii="Calibri" w:cs="Calibri" w:eastAsia="Calibri" w:hAnsi="Calibri"/>
+            <w:color w:val="1A4D8F"/>
+            <w:sz w:val="21"/>
+            <w:szCs w:val="21"/>
+            <w:u w:val="single"/>
+          </w:rPr>
+          <w:t xml:space="preserve">MapQuest - Envy Pools Gilbert</w:t>
+        </w:r>
+      </w:hyperlink>
+      <w:r>
+        <w:rPr>
+          <w:rFonts w:ascii="Calibri" w:cs="Calibri" w:eastAsia="Calibri" w:hAnsi="Calibri"/>
+          <w:color w:val="777777"/>
+          <w:sz w:val="17"/>
+          <w:szCs w:val="17"/>
+        </w:rPr>
+        <w:t xml:space="preserve">  https://www.mapquest.com/us/arizona/envy-pools-777036299</w:t>
+      </w:r>
+    </w:p>
+    <w:p>
+      <w:pPr>
+        <w:pStyle w:val="ListParagraph"/>
+        <w:numPr>
+          <w:ilvl w:val="0"/>
+          <w:numId w:val="3"/>
+        </w:numPr>
+        <w:spacing w:after="50" w:line="259"/>
+      </w:pPr>
+      <w:hyperlink w:history="1" r:id="rIdcun0ktzc-ho2cyr-we27k">
+        <w:r>
+          <w:rPr>
+            <w:rFonts w:ascii="Calibri" w:cs="Calibri" w:eastAsia="Calibri" w:hAnsi="Calibri"/>
+            <w:color w:val="1A4D8F"/>
+            <w:sz w:val="21"/>
+            <w:szCs w:val="21"/>
+            <w:u w:val="single"/>
+          </w:rPr>
+          <w:t xml:space="preserve">Levelset - Arizona swimming pool contractors (Envy Pools LLC, Queen Creek)</w:t>
+        </w:r>
+      </w:hyperlink>
+      <w:r>
+        <w:rPr>
+          <w:rFonts w:ascii="Calibri" w:cs="Calibri" w:eastAsia="Calibri" w:hAnsi="Calibri"/>
+          <w:color w:val="777777"/>
+          <w:sz w:val="17"/>
+          <w:szCs w:val="17"/>
+        </w:rPr>
+        <w:t xml:space="preserve">  https://levelset.com/subcontractors/arizona/swimming-pool/?page=2</w:t>
+      </w:r>
+    </w:p>
+    <w:p>
+      <w:pPr>
+        <w:pStyle w:val="ListParagraph"/>
+        <w:numPr>
+          <w:ilvl w:val="0"/>
+          <w:numId w:val="3"/>
+        </w:numPr>
+        <w:spacing w:after="50" w:line="259"/>
+      </w:pPr>
+      <w:hyperlink w:history="1" r:id="rIdab7n4ma2iract6s9mddp1">
+        <w:r>
+          <w:rPr>
+            <w:rFonts w:ascii="Calibri" w:cs="Calibri" w:eastAsia="Calibri" w:hAnsi="Calibri"/>
+            <w:color w:val="1A4D8F"/>
+            <w:sz w:val="21"/>
+            <w:szCs w:val="21"/>
+            <w:u w:val="single"/>
+          </w:rPr>
+          <w:t xml:space="preserve">Houzz - Gilbert pool designers directory</w:t>
+        </w:r>
+      </w:hyperlink>
+      <w:r>
+        <w:rPr>
+          <w:rFonts w:ascii="Calibri" w:cs="Calibri" w:eastAsia="Calibri" w:hAnsi="Calibri"/>
+          <w:color w:val="777777"/>
+          <w:sz w:val="17"/>
+          <w:szCs w:val="17"/>
+        </w:rPr>
+        <w:t xml:space="preserve">  https://www.houzz.com/professionals/pools-and-spas/gilbert-az-us-probr0-bo~t_11795~r_5295903?fi=60</w:t>
+      </w:r>
+    </w:p>
+    <w:p>
+      <w:pPr>
+        <w:pStyle w:val="ListParagraph"/>
+        <w:numPr>
+          <w:ilvl w:val="0"/>
+          <w:numId w:val="3"/>
+        </w:numPr>
+        <w:spacing w:after="50" w:line="259"/>
+      </w:pPr>
+      <w:hyperlink w:history="1" r:id="rId12sc8e1sdu1ynlgffwaei">
+        <w:r>
+          <w:rPr>
+            <w:rFonts w:ascii="Calibri" w:cs="Calibri" w:eastAsia="Calibri" w:hAnsi="Calibri"/>
+            <w:color w:val="1A4D8F"/>
+            <w:sz w:val="21"/>
+            <w:szCs w:val="21"/>
+            <w:u w:val="single"/>
+          </w:rPr>
+          <w:t xml:space="preserve">Indeed - Digital Marketing Manager jobs in Gilbert, AZ (posting summary source)</w:t>
+        </w:r>
+      </w:hyperlink>
+      <w:r>
+        <w:rPr>
+          <w:rFonts w:ascii="Calibri" w:cs="Calibri" w:eastAsia="Calibri" w:hAnsi="Calibri"/>
+          <w:color w:val="777777"/>
+          <w:sz w:val="17"/>
+          <w:szCs w:val="17"/>
+        </w:rPr>
+        <w:t xml:space="preserve">  https://www.indeed.com/q-Digital-Marketing-Manager-l-Gilbert,-AZ-jobs.html</w:t>
+      </w:r>
+    </w:p>
+    <w:p>
+      <w:pPr>
+        <w:pStyle w:val="ListParagraph"/>
+        <w:numPr>
+          <w:ilvl w:val="0"/>
+          <w:numId w:val="3"/>
+        </w:numPr>
+        <w:spacing w:after="50" w:line="259"/>
+      </w:pPr>
+      <w:hyperlink w:history="1" r:id="rIdoadmkeqt01frmouw0gbdl">
+        <w:r>
+          <w:rPr>
+            <w:rFonts w:ascii="Calibri" w:cs="Calibri" w:eastAsia="Calibri" w:hAnsi="Calibri"/>
+            <w:color w:val="1A4D8F"/>
+            <w:sz w:val="21"/>
+            <w:szCs w:val="21"/>
+            <w:u w:val="single"/>
+          </w:rPr>
+          <w:t xml:space="preserve">Indeed - Brand strategist jobs in Gilbert, AZ</w:t>
+        </w:r>
+      </w:hyperlink>
+      <w:r>
+        <w:rPr>
+          <w:rFonts w:ascii="Calibri" w:cs="Calibri" w:eastAsia="Calibri" w:hAnsi="Calibri"/>
+          <w:color w:val="777777"/>
+          <w:sz w:val="17"/>
+          <w:szCs w:val="17"/>
+        </w:rPr>
+        <w:t xml:space="preserve">  https://www.indeed.com/q-brand-strategist-l-gilbert,-az-jobs.html</w:t>
+      </w:r>
+    </w:p>
+    <w:p>
+      <w:pPr>
+        <w:pStyle w:val="ListParagraph"/>
+        <w:numPr>
+          <w:ilvl w:val="0"/>
+          <w:numId w:val="3"/>
+        </w:numPr>
+        <w:spacing w:after="50" w:line="259"/>
+      </w:pPr>
+      <w:hyperlink w:history="1" r:id="rIdj17b7geu2jezpfdvdn9-0">
+        <w:r>
+          <w:rPr>
+            <w:rFonts w:ascii="Calibri" w:cs="Calibri" w:eastAsia="Calibri" w:hAnsi="Calibri"/>
+            <w:color w:val="1A4D8F"/>
+            <w:sz w:val="21"/>
+            <w:szCs w:val="21"/>
+            <w:u w:val="single"/>
+          </w:rPr>
+          <w:t xml:space="preserve">Glassdoor - ENVY (different company)</w:t>
+        </w:r>
+      </w:hyperlink>
+      <w:r>
+        <w:rPr>
+          <w:rFonts w:ascii="Calibri" w:cs="Calibri" w:eastAsia="Calibri" w:hAnsi="Calibri"/>
+          <w:color w:val="777777"/>
+          <w:sz w:val="17"/>
+          <w:szCs w:val="17"/>
+        </w:rPr>
+        <w:t xml:space="preserve">  https://www.glassdoor.com/Reviews/ENVY-Reviews-E765035.htm</w:t>
+      </w:r>
+    </w:p>
+    <w:p>
+      <w:pPr>
+        <w:pStyle w:val="ListParagraph"/>
+        <w:numPr>
+          <w:ilvl w:val="0"/>
+          <w:numId w:val="3"/>
+        </w:numPr>
+        <w:spacing w:after="50" w:line="259"/>
+      </w:pPr>
+      <w:hyperlink w:history="1" r:id="rIdsnbgfi2njtgh2o4fdqd4x">
+        <w:r>
+          <w:rPr>
+            <w:rFonts w:ascii="Calibri" w:cs="Calibri" w:eastAsia="Calibri" w:hAnsi="Calibri"/>
+            <w:color w:val="1A4D8F"/>
+            <w:sz w:val="21"/>
+            <w:szCs w:val="21"/>
+            <w:u w:val="single"/>
+          </w:rPr>
+          <w:t xml:space="preserve">Indeed - Envy employee reviews (different company)</w:t>
+        </w:r>
+      </w:hyperlink>
+      <w:r>
+        <w:rPr>
+          <w:rFonts w:ascii="Calibri" w:cs="Calibri" w:eastAsia="Calibri" w:hAnsi="Calibri"/>
+          <w:color w:val="777777"/>
+          <w:sz w:val="17"/>
+          <w:szCs w:val="17"/>
+        </w:rPr>
+        <w:t xml:space="preserve">  https://ca.indeed.com/cmp/Envy/reviews</w:t>
+      </w:r>
+    </w:p>
+    <w:p>
+      <w:pPr>
+        <w:pStyle w:val="ListParagraph"/>
+        <w:numPr>
+          <w:ilvl w:val="0"/>
+          <w:numId w:val="3"/>
+        </w:numPr>
+        <w:spacing w:after="50" w:line="259"/>
+      </w:pPr>
+      <w:hyperlink w:history="1" r:id="rIdzshyufmtgva7bzdmjwsxw">
+        <w:r>
+          <w:rPr>
+            <w:rFonts w:ascii="Calibri" w:cs="Calibri" w:eastAsia="Calibri" w:hAnsi="Calibri"/>
+            <w:color w:val="1A4D8F"/>
+            <w:sz w:val="21"/>
+            <w:szCs w:val="21"/>
+            <w:u w:val="single"/>
+          </w:rPr>
+          <w:t xml:space="preserve">BBB - Pool Envy, Edmond OK (different company)</w:t>
+        </w:r>
+      </w:hyperlink>
+      <w:r>
+        <w:rPr>
+          <w:rFonts w:ascii="Calibri" w:cs="Calibri" w:eastAsia="Calibri" w:hAnsi="Calibri"/>
+          <w:color w:val="777777"/>
+          <w:sz w:val="17"/>
+          <w:szCs w:val="17"/>
+        </w:rPr>
+        <w:t xml:space="preserve">  https://www.bbb.org/us/ok/edmond/profile/swimming-pools/pool-envy-0995-90055851/complaints</w:t>
+      </w:r>
+    </w:p>
+    <w:p>
+      <w:pPr>
+        <w:pStyle w:val="ListParagraph"/>
+        <w:numPr>
+          <w:ilvl w:val="0"/>
+          <w:numId w:val="3"/>
+        </w:numPr>
+        <w:spacing w:after="50" w:line="259"/>
+      </w:pPr>
+      <w:hyperlink w:history="1" r:id="rIdo9plxw4-5xxlniztjccww">
+        <w:r>
+          <w:rPr>
+            <w:rFonts w:ascii="Calibri" w:cs="Calibri" w:eastAsia="Calibri" w:hAnsi="Calibri"/>
+            <w:color w:val="1A4D8F"/>
+            <w:sz w:val="21"/>
+            <w:szCs w:val="21"/>
+            <w:u w:val="single"/>
+          </w:rPr>
+          <w:t xml:space="preserve">Luxury Pools + Outdoor Living - 2025 Pinnacle Awards</w:t>
+        </w:r>
+      </w:hyperlink>
+      <w:r>
+        <w:rPr>
+          <w:rFonts w:ascii="Calibri" w:cs="Calibri" w:eastAsia="Calibri" w:hAnsi="Calibri"/>
+          <w:color w:val="777777"/>
+          <w:sz w:val="17"/>
+          <w:szCs w:val="17"/>
+        </w:rPr>
+        <w:t xml:space="preserve">  https://luxurypools.com/featured-content/2025-pinnacle-awards/</w:t>
+      </w:r>
+    </w:p>
+    <w:p>
+      <w:pPr>
+        <w:pStyle w:val="ListParagraph"/>
+        <w:numPr>
+          <w:ilvl w:val="0"/>
+          <w:numId w:val="3"/>
+        </w:numPr>
+        <w:spacing w:after="50" w:line="259"/>
+      </w:pPr>
+      <w:hyperlink w:history="1" r:id="rIdr4sacmfjsnzyfqyikro4i">
+        <w:r>
+          <w:rPr>
+            <w:rFonts w:ascii="Calibri" w:cs="Calibri" w:eastAsia="Calibri" w:hAnsi="Calibri"/>
+            <w:color w:val="1A4D8F"/>
+            <w:sz w:val="21"/>
+            <w:szCs w:val="21"/>
+            <w:u w:val="single"/>
+          </w:rPr>
+          <w:t xml:space="preserve">Luxury Pools + Outdoor Living - Pinnacle Awards 2024</w:t>
+        </w:r>
+      </w:hyperlink>
+      <w:r>
+        <w:rPr>
+          <w:rFonts w:ascii="Calibri" w:cs="Calibri" w:eastAsia="Calibri" w:hAnsi="Calibri"/>
+          <w:color w:val="777777"/>
+          <w:sz w:val="17"/>
+          <w:szCs w:val="17"/>
+        </w:rPr>
+        <w:t xml:space="preserve">  https://luxurypools.com/pinnacle-awards-2024/</w:t>
+      </w:r>
+    </w:p>
+    <w:p>
+      <w:pPr>
+        <w:pStyle w:val="ListParagraph"/>
+        <w:numPr>
+          <w:ilvl w:val="0"/>
+          <w:numId w:val="3"/>
+        </w:numPr>
+        <w:spacing w:after="50" w:line="259"/>
+      </w:pPr>
+      <w:hyperlink w:history="1" r:id="rIdhu75wvfkfnvvl_-yqevrt">
+        <w:r>
+          <w:rPr>
+            <w:rFonts w:ascii="Calibri" w:cs="Calibri" w:eastAsia="Calibri" w:hAnsi="Calibri"/>
+            <w:color w:val="1A4D8F"/>
+            <w:sz w:val="21"/>
+            <w:szCs w:val="21"/>
+            <w:u w:val="single"/>
+          </w:rPr>
+          <w:t xml:space="preserve">Shasta Pools - Gilbert</w:t>
+        </w:r>
+      </w:hyperlink>
+      <w:r>
+        <w:rPr>
+          <w:rFonts w:ascii="Calibri" w:cs="Calibri" w:eastAsia="Calibri" w:hAnsi="Calibri"/>
+          <w:color w:val="777777"/>
+          <w:sz w:val="17"/>
+          <w:szCs w:val="17"/>
+        </w:rPr>
+        <w:t xml:space="preserve">  https://shastapools.com/gilbert-pool-builder</w:t>
+      </w:r>
+    </w:p>
+    <w:p>
+      <w:pPr>
+        <w:pStyle w:val="ListParagraph"/>
+        <w:numPr>
+          <w:ilvl w:val="0"/>
+          <w:numId w:val="3"/>
+        </w:numPr>
+        <w:spacing w:after="50" w:line="259"/>
+      </w:pPr>
+      <w:hyperlink w:history="1" r:id="rId1iylw1wervh2xey0oiaj_">
+        <w:r>
+          <w:rPr>
+            <w:rFonts w:ascii="Calibri" w:cs="Calibri" w:eastAsia="Calibri" w:hAnsi="Calibri"/>
+            <w:color w:val="1A4D8F"/>
+            <w:sz w:val="21"/>
+            <w:szCs w:val="21"/>
+            <w:u w:val="single"/>
+          </w:rPr>
+          <w:t xml:space="preserve">Dolphin Pools - Gilbert</w:t>
+        </w:r>
+      </w:hyperlink>
+      <w:r>
+        <w:rPr>
+          <w:rFonts w:ascii="Calibri" w:cs="Calibri" w:eastAsia="Calibri" w:hAnsi="Calibri"/>
+          <w:color w:val="777777"/>
+          <w:sz w:val="17"/>
+          <w:szCs w:val="17"/>
+        </w:rPr>
+        <w:t xml:space="preserve">  https://www.dolphinpools.us/gilbert-pool-builder/</w:t>
       </w:r>
     </w:p>
     <w:sectPr>
